--- a/Pasos para subir la pagina a GITHUB.docx
+++ b/Pasos para subir la pagina a GITHUB.docx
@@ -363,70 +363,54 @@
           <w:rFonts w:ascii="Arial" w:hAnsi="Arial" w:cs="Arial"/>
           <w:sz w:val="24"/>
           <w:szCs w:val="24"/>
-        </w:rPr>
-      </w:pPr>
-      <w:proofErr w:type="spellStart"/>
-      <w:r>
-        <w:rPr>
-          <w:rFonts w:ascii="Arial" w:hAnsi="Arial" w:cs="Arial"/>
-          <w:sz w:val="24"/>
-          <w:szCs w:val="24"/>
-        </w:rPr>
-        <w:t>git</w:t>
-      </w:r>
-      <w:proofErr w:type="spellEnd"/>
-      <w:r>
-        <w:rPr>
-          <w:rFonts w:ascii="Arial" w:hAnsi="Arial" w:cs="Arial"/>
-          <w:sz w:val="24"/>
-          <w:szCs w:val="24"/>
-        </w:rPr>
-        <w:t xml:space="preserve"> add .</w:t>
-      </w:r>
-    </w:p>
-    <w:p>
-      <w:pPr>
-        <w:rPr>
-          <w:rFonts w:ascii="Arial" w:hAnsi="Arial" w:cs="Arial"/>
-          <w:sz w:val="24"/>
-          <w:szCs w:val="24"/>
-        </w:rPr>
-      </w:pPr>
-      <w:proofErr w:type="spellStart"/>
-      <w:r>
-        <w:rPr>
-          <w:rFonts w:ascii="Arial" w:hAnsi="Arial" w:cs="Arial"/>
-          <w:sz w:val="24"/>
-          <w:szCs w:val="24"/>
-        </w:rPr>
-        <w:t>git</w:t>
-      </w:r>
-      <w:proofErr w:type="spellEnd"/>
-      <w:r>
-        <w:rPr>
-          <w:rFonts w:ascii="Arial" w:hAnsi="Arial" w:cs="Arial"/>
-          <w:sz w:val="24"/>
-          <w:szCs w:val="24"/>
-        </w:rPr>
-        <w:t xml:space="preserve"> </w:t>
-      </w:r>
-      <w:proofErr w:type="spellStart"/>
-      <w:r>
-        <w:rPr>
-          <w:rFonts w:ascii="Arial" w:hAnsi="Arial" w:cs="Arial"/>
-          <w:sz w:val="24"/>
-          <w:szCs w:val="24"/>
-        </w:rPr>
-        <w:t>commit</w:t>
-      </w:r>
-      <w:proofErr w:type="spellEnd"/>
-      <w:r>
-        <w:rPr>
-          <w:rFonts w:ascii="Arial" w:hAnsi="Arial" w:cs="Arial"/>
-          <w:sz w:val="24"/>
-          <w:szCs w:val="24"/>
-        </w:rPr>
-        <w:t xml:space="preserve"> -m "mensaje"</w:t>
+          <w:lang w:val="en-US"/>
+        </w:rPr>
+      </w:pPr>
+      <w:r>
+        <w:rPr>
+          <w:rFonts w:ascii="Arial" w:hAnsi="Arial" w:cs="Arial"/>
+          <w:sz w:val="24"/>
+          <w:szCs w:val="24"/>
+          <w:lang w:val="en-US"/>
+        </w:rPr>
+        <w:t>git add .</w:t>
+      </w:r>
+    </w:p>
+    <w:p>
+      <w:pPr>
+        <w:rPr>
+          <w:rFonts w:ascii="Arial" w:hAnsi="Arial" w:cs="Arial"/>
+          <w:sz w:val="24"/>
+          <w:szCs w:val="24"/>
+          <w:lang w:val="en-US"/>
+        </w:rPr>
+      </w:pPr>
+      <w:r>
+        <w:rPr>
+          <w:rFonts w:ascii="Arial" w:hAnsi="Arial" w:cs="Arial"/>
+          <w:sz w:val="24"/>
+          <w:szCs w:val="24"/>
+          <w:lang w:val="en-US"/>
+        </w:rPr>
+        <w:t>git commit -m "</w:t>
+      </w:r>
+      <w:r>
+        <w:rPr>
+          <w:rFonts w:ascii="Arial" w:hAnsi="Arial" w:cs="Arial"/>
+          <w:sz w:val="24"/>
+          <w:szCs w:val="24"/>
+          <w:lang w:val="en-US"/>
+        </w:rPr>
+        <w:t>actualización</w:t>
+      </w:r>
+      <w:r>
+        <w:rPr>
+          <w:rFonts w:ascii="Arial" w:hAnsi="Arial" w:cs="Arial"/>
+          <w:sz w:val="24"/>
+          <w:szCs w:val="24"/>
+          <w:lang w:val="en-US"/>
+        </w:rPr>
+        <w:t>"</w:t>
       </w:r>
     </w:p>
     <w:p>
@@ -1281,6 +1265,7 @@
   <w:style w:type="character" w:default="1" w:styleId="Fuentedeprrafopredeter">
     <w:name w:val="Default Paragraph Font"/>
     <w:uiPriority w:val="1"/>
+    <w:semiHidden/>
     <w:unhideWhenUsed/>
   </w:style>
   <w:style w:type="table" w:default="1" w:styleId="Tablanormal">
